--- a/Content/Arena/All Arenas/6-time-series-forecasting-energy/Original Documents/一周搭建长时间序列预测系统Demo（能源领域）.docx
+++ b/Content/Arena/All Arenas/6-time-series-forecasting-energy/Original Documents/一周搭建长时间序列预测系统Demo（能源领域）.docx
@@ -1304,7 +1304,7 @@
                 <w:rFonts w:eastAsia="等线" w:ascii="Arial" w:cs="Arial" w:hAnsi="Arial"/>
                 <w:sz w:val="22"/>
               </w:rPr>
-              <w:t xml:space="preserve">最近更新：2025-11-25 </w:t>
+              <w:t xml:space="preserve">最近更新：2026-03-10 </w:t>
             </w:r>
           </w:p>
           <w:p>
@@ -1321,7 +1321,7 @@
                 <w:rFonts w:eastAsia="等线" w:ascii="Arial" w:cs="Arial" w:hAnsi="Arial"/>
                 <w:sz w:val="22"/>
               </w:rPr>
-              <w:t>最近审阅：2025-11-26</w:t>
+              <w:t>最近审阅：2026-03-10</w:t>
             </w:r>
           </w:p>
         </w:tc>
@@ -1423,7 +1423,7 @@
 
 <file path=word/numbering.xml><?xml version="1.0" encoding="utf-8"?>
 <w:numbering xmlns:w="http://schemas.openxmlformats.org/wordprocessingml/2006/main">
-  <w:abstractNum w:abstractNumId="96685">
+  <w:abstractNum w:abstractNumId="607397">
     <w:lvl>
       <w:numFmt w:val="bullet"/>
       <w:suff w:val="tab"/>
@@ -1433,7 +1433,7 @@
       </w:rPr>
     </w:lvl>
   </w:abstractNum>
-  <w:abstractNum w:abstractNumId="96686">
+  <w:abstractNum w:abstractNumId="607398">
     <w:lvl>
       <w:numFmt w:val="bullet"/>
       <w:suff w:val="tab"/>
@@ -1443,7 +1443,7 @@
       </w:rPr>
     </w:lvl>
   </w:abstractNum>
-  <w:abstractNum w:abstractNumId="96687">
+  <w:abstractNum w:abstractNumId="607399">
     <w:lvl>
       <w:numFmt w:val="bullet"/>
       <w:suff w:val="tab"/>
@@ -1453,7 +1453,7 @@
       </w:rPr>
     </w:lvl>
   </w:abstractNum>
-  <w:abstractNum w:abstractNumId="96688">
+  <w:abstractNum w:abstractNumId="607400">
     <w:lvl>
       <w:numFmt w:val="bullet"/>
       <w:suff w:val="tab"/>
@@ -1463,7 +1463,7 @@
       </w:rPr>
     </w:lvl>
   </w:abstractNum>
-  <w:abstractNum w:abstractNumId="96689">
+  <w:abstractNum w:abstractNumId="607401">
     <w:lvl>
       <w:numFmt w:val="bullet"/>
       <w:suff w:val="tab"/>
@@ -1473,7 +1473,7 @@
       </w:rPr>
     </w:lvl>
   </w:abstractNum>
-  <w:abstractNum w:abstractNumId="96690">
+  <w:abstractNum w:abstractNumId="607402">
     <w:lvl>
       <w:numFmt w:val="bullet"/>
       <w:suff w:val="tab"/>
@@ -1483,7 +1483,7 @@
       </w:rPr>
     </w:lvl>
   </w:abstractNum>
-  <w:abstractNum w:abstractNumId="96691">
+  <w:abstractNum w:abstractNumId="607403">
     <w:lvl>
       <w:numFmt w:val="bullet"/>
       <w:suff w:val="tab"/>
@@ -1493,7 +1493,7 @@
       </w:rPr>
     </w:lvl>
   </w:abstractNum>
-  <w:abstractNum w:abstractNumId="96692">
+  <w:abstractNum w:abstractNumId="607404">
     <w:lvl>
       <w:numFmt w:val="bullet"/>
       <w:suff w:val="tab"/>
@@ -1503,7 +1503,7 @@
       </w:rPr>
     </w:lvl>
   </w:abstractNum>
-  <w:abstractNum w:abstractNumId="96693">
+  <w:abstractNum w:abstractNumId="607405">
     <w:lvl>
       <w:numFmt w:val="bullet"/>
       <w:suff w:val="tab"/>
@@ -1513,7 +1513,7 @@
       </w:rPr>
     </w:lvl>
   </w:abstractNum>
-  <w:abstractNum w:abstractNumId="96694">
+  <w:abstractNum w:abstractNumId="607406">
     <w:lvl>
       <w:numFmt w:val="bullet"/>
       <w:suff w:val="tab"/>
@@ -1523,7 +1523,7 @@
       </w:rPr>
     </w:lvl>
   </w:abstractNum>
-  <w:abstractNum w:abstractNumId="96695">
+  <w:abstractNum w:abstractNumId="607407">
     <w:lvl>
       <w:numFmt w:val="bullet"/>
       <w:suff w:val="tab"/>
@@ -1533,7 +1533,7 @@
       </w:rPr>
     </w:lvl>
   </w:abstractNum>
-  <w:abstractNum w:abstractNumId="96696">
+  <w:abstractNum w:abstractNumId="607408">
     <w:lvl>
       <w:numFmt w:val="bullet"/>
       <w:suff w:val="tab"/>
@@ -1543,7 +1543,7 @@
       </w:rPr>
     </w:lvl>
   </w:abstractNum>
-  <w:abstractNum w:abstractNumId="96697">
+  <w:abstractNum w:abstractNumId="607409">
     <w:lvl>
       <w:numFmt w:val="bullet"/>
       <w:suff w:val="tab"/>
@@ -1553,7 +1553,7 @@
       </w:rPr>
     </w:lvl>
   </w:abstractNum>
-  <w:abstractNum w:abstractNumId="96698">
+  <w:abstractNum w:abstractNumId="607410">
     <w:lvl>
       <w:numFmt w:val="bullet"/>
       <w:suff w:val="tab"/>
@@ -1563,7 +1563,7 @@
       </w:rPr>
     </w:lvl>
   </w:abstractNum>
-  <w:abstractNum w:abstractNumId="96699">
+  <w:abstractNum w:abstractNumId="607411">
     <w:lvl>
       <w:numFmt w:val="bullet"/>
       <w:suff w:val="tab"/>
@@ -1573,7 +1573,7 @@
       </w:rPr>
     </w:lvl>
   </w:abstractNum>
-  <w:abstractNum w:abstractNumId="96700">
+  <w:abstractNum w:abstractNumId="607412">
     <w:lvl>
       <w:numFmt w:val="bullet"/>
       <w:suff w:val="tab"/>
@@ -1583,7 +1583,7 @@
       </w:rPr>
     </w:lvl>
   </w:abstractNum>
-  <w:abstractNum w:abstractNumId="96701">
+  <w:abstractNum w:abstractNumId="607413">
     <w:lvl>
       <w:numFmt w:val="bullet"/>
       <w:suff w:val="tab"/>
@@ -1593,7 +1593,7 @@
       </w:rPr>
     </w:lvl>
   </w:abstractNum>
-  <w:abstractNum w:abstractNumId="96702">
+  <w:abstractNum w:abstractNumId="607414">
     <w:lvl>
       <w:numFmt w:val="bullet"/>
       <w:suff w:val="tab"/>
@@ -1603,7 +1603,7 @@
       </w:rPr>
     </w:lvl>
   </w:abstractNum>
-  <w:abstractNum w:abstractNumId="96703">
+  <w:abstractNum w:abstractNumId="607415">
     <w:lvl>
       <w:numFmt w:val="bullet"/>
       <w:suff w:val="tab"/>
@@ -1613,7 +1613,7 @@
       </w:rPr>
     </w:lvl>
   </w:abstractNum>
-  <w:abstractNum w:abstractNumId="96704">
+  <w:abstractNum w:abstractNumId="607416">
     <w:lvl>
       <w:numFmt w:val="bullet"/>
       <w:suff w:val="tab"/>
@@ -1623,7 +1623,7 @@
       </w:rPr>
     </w:lvl>
   </w:abstractNum>
-  <w:abstractNum w:abstractNumId="96705">
+  <w:abstractNum w:abstractNumId="607417">
     <w:lvl>
       <w:numFmt w:val="bullet"/>
       <w:suff w:val="tab"/>
@@ -1633,7 +1633,7 @@
       </w:rPr>
     </w:lvl>
   </w:abstractNum>
-  <w:abstractNum w:abstractNumId="96706">
+  <w:abstractNum w:abstractNumId="607418">
     <w:lvl>
       <w:numFmt w:val="bullet"/>
       <w:suff w:val="tab"/>
@@ -1643,7 +1643,7 @@
       </w:rPr>
     </w:lvl>
   </w:abstractNum>
-  <w:abstractNum w:abstractNumId="96707">
+  <w:abstractNum w:abstractNumId="607419">
     <w:lvl>
       <w:numFmt w:val="bullet"/>
       <w:suff w:val="tab"/>
@@ -1653,7 +1653,7 @@
       </w:rPr>
     </w:lvl>
   </w:abstractNum>
-  <w:abstractNum w:abstractNumId="96708">
+  <w:abstractNum w:abstractNumId="607420">
     <w:lvl>
       <w:numFmt w:val="bullet"/>
       <w:suff w:val="tab"/>
@@ -1663,7 +1663,7 @@
       </w:rPr>
     </w:lvl>
   </w:abstractNum>
-  <w:abstractNum w:abstractNumId="96709">
+  <w:abstractNum w:abstractNumId="607421">
     <w:lvl>
       <w:numFmt w:val="bullet"/>
       <w:suff w:val="tab"/>
@@ -1673,7 +1673,7 @@
       </w:rPr>
     </w:lvl>
   </w:abstractNum>
-  <w:abstractNum w:abstractNumId="96710">
+  <w:abstractNum w:abstractNumId="607422">
     <w:lvl>
       <w:numFmt w:val="bullet"/>
       <w:suff w:val="tab"/>
@@ -1683,7 +1683,7 @@
       </w:rPr>
     </w:lvl>
   </w:abstractNum>
-  <w:abstractNum w:abstractNumId="96711">
+  <w:abstractNum w:abstractNumId="607423">
     <w:lvl>
       <w:numFmt w:val="bullet"/>
       <w:suff w:val="tab"/>
@@ -1693,7 +1693,7 @@
       </w:rPr>
     </w:lvl>
   </w:abstractNum>
-  <w:abstractNum w:abstractNumId="96712">
+  <w:abstractNum w:abstractNumId="607424">
     <w:lvl>
       <w:numFmt w:val="bullet"/>
       <w:suff w:val="tab"/>
@@ -1703,7 +1703,7 @@
       </w:rPr>
     </w:lvl>
   </w:abstractNum>
-  <w:abstractNum w:abstractNumId="96713">
+  <w:abstractNum w:abstractNumId="607425">
     <w:lvl>
       <w:numFmt w:val="bullet"/>
       <w:suff w:val="tab"/>
@@ -1713,7 +1713,7 @@
       </w:rPr>
     </w:lvl>
   </w:abstractNum>
-  <w:abstractNum w:abstractNumId="96714">
+  <w:abstractNum w:abstractNumId="607426">
     <w:lvl>
       <w:numFmt w:val="bullet"/>
       <w:suff w:val="tab"/>
@@ -1723,7 +1723,7 @@
       </w:rPr>
     </w:lvl>
   </w:abstractNum>
-  <w:abstractNum w:abstractNumId="96715">
+  <w:abstractNum w:abstractNumId="607427">
     <w:lvl>
       <w:numFmt w:val="bullet"/>
       <w:suff w:val="tab"/>
@@ -1733,7 +1733,7 @@
       </w:rPr>
     </w:lvl>
   </w:abstractNum>
-  <w:abstractNum w:abstractNumId="96716">
+  <w:abstractNum w:abstractNumId="607428">
     <w:lvl>
       <w:numFmt w:val="bullet"/>
       <w:suff w:val="tab"/>
@@ -1743,7 +1743,7 @@
       </w:rPr>
     </w:lvl>
   </w:abstractNum>
-  <w:abstractNum w:abstractNumId="96717">
+  <w:abstractNum w:abstractNumId="607429">
     <w:lvl>
       <w:numFmt w:val="bullet"/>
       <w:suff w:val="tab"/>
@@ -1754,103 +1754,103 @@
     </w:lvl>
   </w:abstractNum>
   <w:num w:numId="1">
-    <w:abstractNumId w:val="96685"/>
+    <w:abstractNumId w:val="607397"/>
   </w:num>
   <w:num w:numId="2">
-    <w:abstractNumId w:val="96686"/>
+    <w:abstractNumId w:val="607398"/>
   </w:num>
   <w:num w:numId="3">
-    <w:abstractNumId w:val="96687"/>
+    <w:abstractNumId w:val="607399"/>
   </w:num>
   <w:num w:numId="4">
-    <w:abstractNumId w:val="96688"/>
+    <w:abstractNumId w:val="607400"/>
   </w:num>
   <w:num w:numId="5">
-    <w:abstractNumId w:val="96689"/>
+    <w:abstractNumId w:val="607401"/>
   </w:num>
   <w:num w:numId="6">
-    <w:abstractNumId w:val="96690"/>
+    <w:abstractNumId w:val="607402"/>
   </w:num>
   <w:num w:numId="7">
-    <w:abstractNumId w:val="96691"/>
+    <w:abstractNumId w:val="607403"/>
   </w:num>
   <w:num w:numId="8">
-    <w:abstractNumId w:val="96692"/>
+    <w:abstractNumId w:val="607404"/>
   </w:num>
   <w:num w:numId="9">
-    <w:abstractNumId w:val="96693"/>
+    <w:abstractNumId w:val="607405"/>
   </w:num>
   <w:num w:numId="10">
-    <w:abstractNumId w:val="96694"/>
+    <w:abstractNumId w:val="607406"/>
   </w:num>
   <w:num w:numId="11">
-    <w:abstractNumId w:val="96695"/>
+    <w:abstractNumId w:val="607407"/>
   </w:num>
   <w:num w:numId="12">
-    <w:abstractNumId w:val="96696"/>
+    <w:abstractNumId w:val="607408"/>
   </w:num>
   <w:num w:numId="13">
-    <w:abstractNumId w:val="96697"/>
+    <w:abstractNumId w:val="607409"/>
   </w:num>
   <w:num w:numId="14">
-    <w:abstractNumId w:val="96698"/>
+    <w:abstractNumId w:val="607410"/>
   </w:num>
   <w:num w:numId="15">
-    <w:abstractNumId w:val="96699"/>
+    <w:abstractNumId w:val="607411"/>
   </w:num>
   <w:num w:numId="16">
-    <w:abstractNumId w:val="96700"/>
+    <w:abstractNumId w:val="607412"/>
   </w:num>
   <w:num w:numId="17">
-    <w:abstractNumId w:val="96701"/>
+    <w:abstractNumId w:val="607413"/>
   </w:num>
   <w:num w:numId="18">
-    <w:abstractNumId w:val="96702"/>
+    <w:abstractNumId w:val="607414"/>
   </w:num>
   <w:num w:numId="19">
-    <w:abstractNumId w:val="96703"/>
+    <w:abstractNumId w:val="607415"/>
   </w:num>
   <w:num w:numId="20">
-    <w:abstractNumId w:val="96704"/>
+    <w:abstractNumId w:val="607416"/>
   </w:num>
   <w:num w:numId="21">
-    <w:abstractNumId w:val="96705"/>
+    <w:abstractNumId w:val="607417"/>
   </w:num>
   <w:num w:numId="22">
-    <w:abstractNumId w:val="96706"/>
+    <w:abstractNumId w:val="607418"/>
   </w:num>
   <w:num w:numId="23">
-    <w:abstractNumId w:val="96707"/>
+    <w:abstractNumId w:val="607419"/>
   </w:num>
   <w:num w:numId="24">
-    <w:abstractNumId w:val="96708"/>
+    <w:abstractNumId w:val="607420"/>
   </w:num>
   <w:num w:numId="25">
-    <w:abstractNumId w:val="96709"/>
+    <w:abstractNumId w:val="607421"/>
   </w:num>
   <w:num w:numId="26">
-    <w:abstractNumId w:val="96710"/>
+    <w:abstractNumId w:val="607422"/>
   </w:num>
   <w:num w:numId="27">
-    <w:abstractNumId w:val="96711"/>
+    <w:abstractNumId w:val="607423"/>
   </w:num>
   <w:num w:numId="28">
-    <w:abstractNumId w:val="96712"/>
+    <w:abstractNumId w:val="607424"/>
   </w:num>
   <w:num w:numId="29">
-    <w:abstractNumId w:val="96713"/>
+    <w:abstractNumId w:val="607425"/>
   </w:num>
   <w:num w:numId="30">
-    <w:abstractNumId w:val="96714"/>
+    <w:abstractNumId w:val="607426"/>
   </w:num>
   <w:num w:numId="31">
-    <w:abstractNumId w:val="96715"/>
+    <w:abstractNumId w:val="607427"/>
   </w:num>
   <w:num w:numId="32">
-    <w:abstractNumId w:val="96716"/>
+    <w:abstractNumId w:val="607428"/>
   </w:num>
   <w:num w:numId="33">
-    <w:abstractNumId w:val="96717"/>
+    <w:abstractNumId w:val="607429"/>
   </w:num>
 </w:numbering>
 </file>
